--- a/NikolicNenad/Vaja5/Vaja05Dokazilo.docx
+++ b/NikolicNenad/Vaja5/Vaja05Dokazilo.docx
@@ -602,25 +602,49 @@
           <w:ilvl w:val="0"/>
           <w:numId w:val="1"/>
         </w:numPr>
-      </w:pPr>
-      <w:proofErr w:type="spellStart"/>
-      <w:r>
+        <w:rPr>
+          <w:b/>
+          <w:bCs/>
+        </w:rPr>
+      </w:pPr>
+      <w:proofErr w:type="spellStart"/>
+      <w:r>
+        <w:rPr>
+          <w:b/>
+          <w:bCs/>
+        </w:rPr>
         <w:t>Fork</w:t>
       </w:r>
       <w:proofErr w:type="spellEnd"/>
       <w:r>
+        <w:rPr>
+          <w:b/>
+          <w:bCs/>
+        </w:rPr>
         <w:t xml:space="preserve"> </w:t>
       </w:r>
       <w:proofErr w:type="spellStart"/>
       <w:r>
+        <w:rPr>
+          <w:b/>
+          <w:bCs/>
+        </w:rPr>
         <w:t>repozitori</w:t>
       </w:r>
       <w:proofErr w:type="spellEnd"/>
       <w:r>
+        <w:rPr>
+          <w:b/>
+          <w:bCs/>
+        </w:rPr>
         <w:t>.</w:t>
       </w:r>
     </w:p>
-    <w:p/>
+    <w:p>
+      <w:pPr>
+        <w:pStyle w:val="Odstavekseznama"/>
+      </w:pPr>
+    </w:p>
     <w:p>
       <w:r>
         <w:t xml:space="preserve">Svoj </w:t>
@@ -703,39 +727,328 @@
         <w:t>V vsako mapo sem dodal še dokazila o delu za vsako vajo, ki smo jo delali.</w:t>
       </w:r>
     </w:p>
+    <w:p>
+      <w:pPr>
+        <w:jc w:val="center"/>
+      </w:pPr>
+    </w:p>
+    <w:p>
+      <w:pPr>
+        <w:jc w:val="center"/>
+      </w:pPr>
+      <w:r>
+        <w:rPr>
+          <w:noProof/>
+        </w:rPr>
+        <w:drawing>
+          <wp:inline distT="0" distB="0" distL="0" distR="0" wp14:anchorId="4D4761BA" wp14:editId="367EF077">
+            <wp:extent cx="3752850" cy="4181829"/>
+            <wp:effectExtent l="0" t="0" r="0" b="9525"/>
+            <wp:docPr id="224554115" name="Slika 1"/>
+            <wp:cNvGraphicFramePr>
+              <a:graphicFrameLocks xmlns:a="http://schemas.openxmlformats.org/drawingml/2006/main" noChangeAspect="1"/>
+            </wp:cNvGraphicFramePr>
+            <a:graphic xmlns:a="http://schemas.openxmlformats.org/drawingml/2006/main">
+              <a:graphicData uri="http://schemas.openxmlformats.org/drawingml/2006/picture">
+                <pic:pic xmlns:pic="http://schemas.openxmlformats.org/drawingml/2006/picture">
+                  <pic:nvPicPr>
+                    <pic:cNvPr id="224554115" name=""/>
+                    <pic:cNvPicPr/>
+                  </pic:nvPicPr>
+                  <pic:blipFill>
+                    <a:blip r:embed="rId10"/>
+                    <a:stretch>
+                      <a:fillRect/>
+                    </a:stretch>
+                  </pic:blipFill>
+                  <pic:spPr>
+                    <a:xfrm>
+                      <a:off x="0" y="0"/>
+                      <a:ext cx="3762988" cy="4193126"/>
+                    </a:xfrm>
+                    <a:prstGeom prst="rect">
+                      <a:avLst/>
+                    </a:prstGeom>
+                  </pic:spPr>
+                </pic:pic>
+              </a:graphicData>
+            </a:graphic>
+          </wp:inline>
+        </w:drawing>
+      </w:r>
+    </w:p>
+    <w:p>
+      <w:pPr>
+        <w:jc w:val="center"/>
+      </w:pPr>
+    </w:p>
+    <w:p>
+      <w:r>
+        <w:t xml:space="preserve">Na koncu smo uporabili </w:t>
+      </w:r>
+      <w:proofErr w:type="spellStart"/>
+      <w:r>
+        <w:t>Git</w:t>
+      </w:r>
+      <w:proofErr w:type="spellEnd"/>
+      <w:r>
+        <w:t xml:space="preserve"> ukaze za shranjevanje in oddajo sprememb</w:t>
+      </w:r>
+      <w:r>
+        <w:rPr>
+          <w:b/>
+          <w:bCs/>
+        </w:rPr>
+        <w:t>:</w:t>
+      </w:r>
+      <w:r>
+        <w:rPr>
+          <w:b/>
+          <w:bCs/>
+        </w:rPr>
+        <w:t xml:space="preserve"> </w:t>
+      </w:r>
+      <w:proofErr w:type="spellStart"/>
+      <w:r>
+        <w:rPr>
+          <w:b/>
+          <w:bCs/>
+        </w:rPr>
+        <w:t>git</w:t>
+      </w:r>
+      <w:proofErr w:type="spellEnd"/>
+      <w:r>
+        <w:rPr>
+          <w:b/>
+          <w:bCs/>
+        </w:rPr>
+        <w:t xml:space="preserve"> </w:t>
+      </w:r>
+      <w:proofErr w:type="spellStart"/>
+      <w:r>
+        <w:rPr>
+          <w:b/>
+          <w:bCs/>
+        </w:rPr>
+        <w:t>add</w:t>
+      </w:r>
+      <w:proofErr w:type="spellEnd"/>
+      <w:r>
+        <w:rPr>
+          <w:b/>
+          <w:bCs/>
+        </w:rPr>
+        <w:t xml:space="preserve"> .</w:t>
+      </w:r>
+      <w:r>
+        <w:t xml:space="preserve"> (dodamo vse spremembe)</w:t>
+      </w:r>
+      <w:r>
+        <w:t xml:space="preserve">, </w:t>
+      </w:r>
+      <w:proofErr w:type="spellStart"/>
+      <w:r>
+        <w:rPr>
+          <w:b/>
+          <w:bCs/>
+        </w:rPr>
+        <w:t>git</w:t>
+      </w:r>
+      <w:proofErr w:type="spellEnd"/>
+      <w:r>
+        <w:rPr>
+          <w:b/>
+          <w:bCs/>
+        </w:rPr>
+        <w:t xml:space="preserve"> </w:t>
+      </w:r>
+      <w:proofErr w:type="spellStart"/>
+      <w:r>
+        <w:rPr>
+          <w:b/>
+          <w:bCs/>
+        </w:rPr>
+        <w:t>commit</w:t>
+      </w:r>
+      <w:proofErr w:type="spellEnd"/>
+      <w:r>
+        <w:rPr>
+          <w:b/>
+          <w:bCs/>
+        </w:rPr>
+        <w:t xml:space="preserve"> -m</w:t>
+      </w:r>
+      <w:r>
+        <w:t xml:space="preserve"> "opis sprememb" (shranimo spremembe)</w:t>
+      </w:r>
+      <w:r>
+        <w:t xml:space="preserve"> in </w:t>
+      </w:r>
+      <w:proofErr w:type="spellStart"/>
+      <w:r>
+        <w:rPr>
+          <w:b/>
+          <w:bCs/>
+        </w:rPr>
+        <w:t>git</w:t>
+      </w:r>
+      <w:proofErr w:type="spellEnd"/>
+      <w:r>
+        <w:rPr>
+          <w:b/>
+          <w:bCs/>
+        </w:rPr>
+        <w:t xml:space="preserve"> </w:t>
+      </w:r>
+      <w:proofErr w:type="spellStart"/>
+      <w:r>
+        <w:rPr>
+          <w:b/>
+          <w:bCs/>
+        </w:rPr>
+        <w:t>push</w:t>
+      </w:r>
+      <w:proofErr w:type="spellEnd"/>
+      <w:r>
+        <w:t xml:space="preserve"> (pošljemo spremembe na strežnik)</w:t>
+      </w:r>
+      <w:r>
+        <w:t>.</w:t>
+      </w:r>
+    </w:p>
+    <w:p>
+      <w:r>
+        <w:rPr>
+          <w:noProof/>
+        </w:rPr>
+        <w:drawing>
+          <wp:inline distT="0" distB="0" distL="0" distR="0" wp14:anchorId="4882A003" wp14:editId="3309B2B1">
+            <wp:extent cx="6342874" cy="1390650"/>
+            <wp:effectExtent l="0" t="0" r="1270" b="0"/>
+            <wp:docPr id="1066141826" name="Slika 1"/>
+            <wp:cNvGraphicFramePr>
+              <a:graphicFrameLocks xmlns:a="http://schemas.openxmlformats.org/drawingml/2006/main" noChangeAspect="1"/>
+            </wp:cNvGraphicFramePr>
+            <a:graphic xmlns:a="http://schemas.openxmlformats.org/drawingml/2006/main">
+              <a:graphicData uri="http://schemas.openxmlformats.org/drawingml/2006/picture">
+                <pic:pic xmlns:pic="http://schemas.openxmlformats.org/drawingml/2006/picture">
+                  <pic:nvPicPr>
+                    <pic:cNvPr id="1066141826" name=""/>
+                    <pic:cNvPicPr/>
+                  </pic:nvPicPr>
+                  <pic:blipFill>
+                    <a:blip r:embed="rId11"/>
+                    <a:stretch>
+                      <a:fillRect/>
+                    </a:stretch>
+                  </pic:blipFill>
+                  <pic:spPr>
+                    <a:xfrm>
+                      <a:off x="0" y="0"/>
+                      <a:ext cx="6345385" cy="1391201"/>
+                    </a:xfrm>
+                    <a:prstGeom prst="rect">
+                      <a:avLst/>
+                    </a:prstGeom>
+                  </pic:spPr>
+                </pic:pic>
+              </a:graphicData>
+            </a:graphic>
+          </wp:inline>
+        </w:drawing>
+      </w:r>
+    </w:p>
     <w:p/>
     <w:p/>
     <w:p>
-      <w:hyperlink r:id="rId10" w:history="1">
-        <w:r>
-          <w:rPr>
-            <w:rStyle w:val="Hiperpovezava"/>
-          </w:rPr>
-          <w:t>https://github.com/dusanMater/alma2026racunalnistvoOblak.git</w:t>
-        </w:r>
-      </w:hyperlink>
-    </w:p>
-    <w:p>
-      <w:hyperlink r:id="rId11" w:history="1">
-        <w:r>
-          <w:rPr>
-            <w:rStyle w:val="Hiperpovezava"/>
-          </w:rPr>
-          <w:t>https://github.com/almaNikolic2026/alma2026racunalnistvoOblak</w:t>
-        </w:r>
-      </w:hyperlink>
-    </w:p>
-    <w:p/>
-    <w:p/>
+      <w:r>
+        <w:rPr>
+          <w:noProof/>
+        </w:rPr>
+        <w:lastRenderedPageBreak/>
+        <w:drawing>
+          <wp:inline distT="0" distB="0" distL="0" distR="0" wp14:anchorId="27C94A5A" wp14:editId="63CA4361">
+            <wp:extent cx="5638800" cy="2524780"/>
+            <wp:effectExtent l="0" t="0" r="0" b="8890"/>
+            <wp:docPr id="60108075" name="Slika 1"/>
+            <wp:cNvGraphicFramePr>
+              <a:graphicFrameLocks xmlns:a="http://schemas.openxmlformats.org/drawingml/2006/main" noChangeAspect="1"/>
+            </wp:cNvGraphicFramePr>
+            <a:graphic xmlns:a="http://schemas.openxmlformats.org/drawingml/2006/main">
+              <a:graphicData uri="http://schemas.openxmlformats.org/drawingml/2006/picture">
+                <pic:pic xmlns:pic="http://schemas.openxmlformats.org/drawingml/2006/picture">
+                  <pic:nvPicPr>
+                    <pic:cNvPr id="60108075" name=""/>
+                    <pic:cNvPicPr/>
+                  </pic:nvPicPr>
+                  <pic:blipFill>
+                    <a:blip r:embed="rId12"/>
+                    <a:stretch>
+                      <a:fillRect/>
+                    </a:stretch>
+                  </pic:blipFill>
+                  <pic:spPr>
+                    <a:xfrm>
+                      <a:off x="0" y="0"/>
+                      <a:ext cx="5644011" cy="2527113"/>
+                    </a:xfrm>
+                    <a:prstGeom prst="rect">
+                      <a:avLst/>
+                    </a:prstGeom>
+                  </pic:spPr>
+                </pic:pic>
+              </a:graphicData>
+            </a:graphic>
+          </wp:inline>
+        </w:drawing>
+      </w:r>
+    </w:p>
     <w:p>
       <w:pPr>
         <w:jc w:val="center"/>
       </w:pPr>
     </w:p>
     <w:p>
-      <w:pPr>
-        <w:jc w:val="center"/>
-      </w:pPr>
+      <w:r>
+        <w:rPr>
+          <w:noProof/>
+        </w:rPr>
+        <w:drawing>
+          <wp:inline distT="0" distB="0" distL="0" distR="0" wp14:anchorId="02E0E8AE" wp14:editId="7BF1EF45">
+            <wp:extent cx="5760720" cy="3389630"/>
+            <wp:effectExtent l="0" t="0" r="0" b="1270"/>
+            <wp:docPr id="1243922652" name="Slika 1"/>
+            <wp:cNvGraphicFramePr>
+              <a:graphicFrameLocks xmlns:a="http://schemas.openxmlformats.org/drawingml/2006/main" noChangeAspect="1"/>
+            </wp:cNvGraphicFramePr>
+            <a:graphic xmlns:a="http://schemas.openxmlformats.org/drawingml/2006/main">
+              <a:graphicData uri="http://schemas.openxmlformats.org/drawingml/2006/picture">
+                <pic:pic xmlns:pic="http://schemas.openxmlformats.org/drawingml/2006/picture">
+                  <pic:nvPicPr>
+                    <pic:cNvPr id="1243922652" name=""/>
+                    <pic:cNvPicPr/>
+                  </pic:nvPicPr>
+                  <pic:blipFill>
+                    <a:blip r:embed="rId13"/>
+                    <a:stretch>
+                      <a:fillRect/>
+                    </a:stretch>
+                  </pic:blipFill>
+                  <pic:spPr>
+                    <a:xfrm>
+                      <a:off x="0" y="0"/>
+                      <a:ext cx="5760720" cy="3389630"/>
+                    </a:xfrm>
+                    <a:prstGeom prst="rect">
+                      <a:avLst/>
+                    </a:prstGeom>
+                  </pic:spPr>
+                </pic:pic>
+              </a:graphicData>
+            </a:graphic>
+          </wp:inline>
+        </w:drawing>
+      </w:r>
     </w:p>
     <w:sectPr>
       <w:pgSz w:w="11906" w:h="16838"/>
